--- a/backend/uploads/Ведомость_107132831.docx
+++ b/backend/uploads/Ведомость_107132831.docx
@@ -806,7 +806,7 @@
                 <w:rFonts w:ascii="Times New Roman" w:hAnsi="Times New Roman" w:cs="Times New Roman"/>
                 <w:u w:val="single"/>
               </w:rPr>
-              <w:t xml:space="preserve">22.03.2025</w:t>
+              <w:t xml:space="preserve">23.03.2025</w:t>
             </w:r>
             <w:proofErr w:type="spellStart"/>
             <w:r>

--- a/backend/uploads/Ведомость_107132831.docx
+++ b/backend/uploads/Ведомость_107132831.docx
@@ -806,7 +806,7 @@
                 <w:rFonts w:ascii="Times New Roman" w:hAnsi="Times New Roman" w:cs="Times New Roman"/>
                 <w:u w:val="single"/>
               </w:rPr>
-              <w:t xml:space="preserve">23.03.2025</w:t>
+              <w:t xml:space="preserve">24.03.2025</w:t>
             </w:r>
             <w:proofErr w:type="spellStart"/>
             <w:r>

--- a/backend/uploads/Ведомость_107132831.docx
+++ b/backend/uploads/Ведомость_107132831.docx
@@ -806,7 +806,7 @@
                 <w:rFonts w:ascii="Times New Roman" w:hAnsi="Times New Roman" w:cs="Times New Roman"/>
                 <w:u w:val="single"/>
               </w:rPr>
-              <w:t xml:space="preserve">24.03.2025</w:t>
+              <w:t xml:space="preserve">26.03.2025</w:t>
             </w:r>
             <w:proofErr w:type="spellStart"/>
             <w:r>
@@ -1171,7 +1171,7 @@
               <w:rPr>
                 <w:rFonts w:ascii="Times New Roman" w:hAnsi="Times New Roman" w:cs="Times New Roman"/>
               </w:rPr>
-              <w:t xml:space="preserve">Яковец И.И.</w:t>
+              <w:t xml:space="preserve">Агеенко А.К.</w:t>
             </w:r>
             <w:proofErr w:type="spellStart"/>
             <w:r>
@@ -1207,7 +1207,7 @@
                 <w:rFonts w:ascii="Times New Roman" w:hAnsi="Times New Roman" w:cs="Times New Roman"/>
                 <w:lang w:val="en-US"/>
               </w:rPr>
-              <w:t xml:space="preserve">1070212130</w:t>
+              <w:t xml:space="preserve">1070212101</w:t>
             </w:r>
             <w:proofErr w:type="spellStart"/>
             <w:r>
@@ -1283,7 +1283,7 @@
                 <w:rFonts w:ascii="Times New Roman" w:hAnsi="Times New Roman" w:cs="Times New Roman"/>
                 <w:lang w:val="en-US"/>
               </w:rPr>
-              <w:t xml:space="preserve">1</w:t>
+              <w:t xml:space="preserve">8</w:t>
             </w:r>
             <w:proofErr w:type="spellStart"/>
             <w:r>
@@ -1399,7 +1399,7 @@
               <w:rPr>
                 <w:rFonts w:ascii="Times New Roman" w:hAnsi="Times New Roman" w:cs="Times New Roman"/>
               </w:rPr>
-              <w:t xml:space="preserve">Юшкевич В.В.</w:t>
+              <w:t xml:space="preserve">Алюнина П.А.</w:t>
             </w:r>
             <w:proofErr w:type="spellStart"/>
             <w:r>
@@ -1435,7 +1435,7 @@
                 <w:rFonts w:ascii="Times New Roman" w:hAnsi="Times New Roman" w:cs="Times New Roman"/>
                 <w:lang w:val="en-US"/>
               </w:rPr>
-              <w:t xml:space="preserve">1070212129</w:t>
+              <w:t xml:space="preserve">1070212102</w:t>
             </w:r>
             <w:proofErr w:type="spellStart"/>
             <w:r>
@@ -1511,7 +1511,7 @@
                 <w:rFonts w:ascii="Times New Roman" w:hAnsi="Times New Roman" w:cs="Times New Roman"/>
                 <w:lang w:val="en-US"/>
               </w:rPr>
-              <w:t xml:space="preserve">1</w:t>
+              <w:t xml:space="preserve">5</w:t>
             </w:r>
             <w:proofErr w:type="spellStart"/>
             <w:r>
@@ -1627,7 +1627,7 @@
               <w:rPr>
                 <w:rFonts w:ascii="Times New Roman" w:hAnsi="Times New Roman" w:cs="Times New Roman"/>
               </w:rPr>
-              <w:t xml:space="preserve">Шелег А.А.</w:t>
+              <w:t xml:space="preserve">Ахраменко Н.Н.</w:t>
             </w:r>
             <w:proofErr w:type="spellStart"/>
             <w:r>
@@ -1663,7 +1663,7 @@
                 <w:rFonts w:ascii="Times New Roman" w:hAnsi="Times New Roman" w:cs="Times New Roman"/>
                 <w:lang w:val="en-US"/>
               </w:rPr>
-              <w:t xml:space="preserve">1070212128</w:t>
+              <w:t xml:space="preserve">1070212103</w:t>
             </w:r>
             <w:proofErr w:type="spellStart"/>
             <w:r>
@@ -1739,7 +1739,7 @@
                 <w:rFonts w:ascii="Times New Roman" w:hAnsi="Times New Roman" w:cs="Times New Roman"/>
                 <w:lang w:val="en-US"/>
               </w:rPr>
-              <w:t xml:space="preserve">4</w:t>
+              <w:t xml:space="preserve">1</w:t>
             </w:r>
             <w:proofErr w:type="spellStart"/>
             <w:r>
@@ -1855,7 +1855,7 @@
               <w:rPr>
                 <w:rFonts w:ascii="Times New Roman" w:hAnsi="Times New Roman" w:cs="Times New Roman"/>
               </w:rPr>
-              <w:t xml:space="preserve">Шавель Е.Е.</w:t>
+              <w:t xml:space="preserve">Бортник А.А.</w:t>
             </w:r>
             <w:proofErr w:type="spellStart"/>
             <w:r>
@@ -1891,7 +1891,7 @@
                 <w:rFonts w:ascii="Times New Roman" w:hAnsi="Times New Roman" w:cs="Times New Roman"/>
                 <w:lang w:val="en-US"/>
               </w:rPr>
-              <w:t xml:space="preserve">1070212127</w:t>
+              <w:t xml:space="preserve">1070212104</w:t>
             </w:r>
             <w:proofErr w:type="spellStart"/>
             <w:r>
@@ -1967,7 +1967,7 @@
                 <w:rFonts w:ascii="Times New Roman" w:hAnsi="Times New Roman" w:cs="Times New Roman"/>
                 <w:lang w:val="en-US"/>
               </w:rPr>
-              <w:t xml:space="preserve">2</w:t>
+              <w:t xml:space="preserve">4</w:t>
             </w:r>
             <w:proofErr w:type="spellStart"/>
             <w:r>
@@ -2083,7 +2083,7 @@
               <w:rPr>
                 <w:rFonts w:ascii="Times New Roman" w:hAnsi="Times New Roman" w:cs="Times New Roman"/>
               </w:rPr>
-              <w:t xml:space="preserve">Черняк П.П.</w:t>
+              <w:t xml:space="preserve">Бродко Г.Г.</w:t>
             </w:r>
             <w:proofErr w:type="spellStart"/>
             <w:r>
@@ -2119,7 +2119,7 @@
                 <w:rFonts w:ascii="Times New Roman" w:hAnsi="Times New Roman" w:cs="Times New Roman"/>
                 <w:lang w:val="en-US"/>
               </w:rPr>
-              <w:t xml:space="preserve">1070212126</w:t>
+              <w:t xml:space="preserve">1070212105</w:t>
             </w:r>
             <w:proofErr w:type="spellStart"/>
             <w:r>
@@ -2195,7 +2195,7 @@
                 <w:rFonts w:ascii="Times New Roman" w:hAnsi="Times New Roman" w:cs="Times New Roman"/>
                 <w:lang w:val="en-US"/>
               </w:rPr>
-              <w:t xml:space="preserve">3</w:t>
+              <w:t xml:space="preserve">5</w:t>
             </w:r>
             <w:proofErr w:type="spellStart"/>
             <w:r>
@@ -2311,7 +2311,7 @@
               <w:rPr>
                 <w:rFonts w:ascii="Times New Roman" w:hAnsi="Times New Roman" w:cs="Times New Roman"/>
               </w:rPr>
-              <w:t xml:space="preserve">Филанович Д.Д.</w:t>
+              <w:t xml:space="preserve">Василевский А.А.</w:t>
             </w:r>
             <w:proofErr w:type="spellStart"/>
             <w:r>
@@ -2347,7 +2347,7 @@
                 <w:rFonts w:ascii="Times New Roman" w:hAnsi="Times New Roman" w:cs="Times New Roman"/>
                 <w:lang w:val="en-US"/>
               </w:rPr>
-              <w:t xml:space="preserve">1070212125</w:t>
+              <w:t xml:space="preserve">1070212106</w:t>
             </w:r>
             <w:proofErr w:type="spellStart"/>
             <w:r>
@@ -2423,7 +2423,7 @@
                 <w:rFonts w:ascii="Times New Roman" w:hAnsi="Times New Roman" w:cs="Times New Roman"/>
                 <w:lang w:val="en-US"/>
               </w:rPr>
-              <w:t xml:space="preserve">8</w:t>
+              <w:t xml:space="preserve">7</w:t>
             </w:r>
             <w:proofErr w:type="spellStart"/>
             <w:r>
@@ -2539,7 +2539,7 @@
               <w:rPr>
                 <w:rFonts w:ascii="Times New Roman" w:hAnsi="Times New Roman" w:cs="Times New Roman"/>
               </w:rPr>
-              <w:t xml:space="preserve">Фатющенков С.С.</w:t>
+              <w:t xml:space="preserve">Ведров З.З.</w:t>
             </w:r>
             <w:proofErr w:type="spellStart"/>
             <w:r>
@@ -2575,7 +2575,7 @@
                 <w:rFonts w:ascii="Times New Roman" w:hAnsi="Times New Roman" w:cs="Times New Roman"/>
                 <w:lang w:val="en-US"/>
               </w:rPr>
-              <w:t xml:space="preserve">1070212124</w:t>
+              <w:t xml:space="preserve">1070212107</w:t>
             </w:r>
             <w:proofErr w:type="spellStart"/>
             <w:r>
@@ -2651,7 +2651,7 @@
                 <w:rFonts w:ascii="Times New Roman" w:hAnsi="Times New Roman" w:cs="Times New Roman"/>
                 <w:lang w:val="en-US"/>
               </w:rPr>
-              <w:t xml:space="preserve">7</w:t>
+              <w:t xml:space="preserve">4</w:t>
             </w:r>
             <w:proofErr w:type="spellStart"/>
             <w:r>
@@ -2767,7 +2767,7 @@
               <w:rPr>
                 <w:rFonts w:ascii="Times New Roman" w:hAnsi="Times New Roman" w:cs="Times New Roman"/>
               </w:rPr>
-              <w:t xml:space="preserve">Сулим И.И.</w:t>
+              <w:t xml:space="preserve">Высоцкий М.Л.</w:t>
             </w:r>
             <w:proofErr w:type="spellStart"/>
             <w:r>
@@ -2803,7 +2803,7 @@
                 <w:rFonts w:ascii="Times New Roman" w:hAnsi="Times New Roman" w:cs="Times New Roman"/>
                 <w:lang w:val="en-US"/>
               </w:rPr>
-              <w:t xml:space="preserve">1070212123</w:t>
+              <w:t xml:space="preserve">1070212108</w:t>
             </w:r>
             <w:proofErr w:type="spellStart"/>
             <w:r>
@@ -2879,7 +2879,7 @@
                 <w:rFonts w:ascii="Times New Roman" w:hAnsi="Times New Roman" w:cs="Times New Roman"/>
                 <w:lang w:val="en-US"/>
               </w:rPr>
-              <w:t xml:space="preserve">5</w:t>
+              <w:t xml:space="preserve">2</w:t>
             </w:r>
             <w:proofErr w:type="spellStart"/>
             <w:r>
@@ -2995,7 +2995,7 @@
               <w:rPr>
                 <w:rFonts w:ascii="Times New Roman" w:hAnsi="Times New Roman" w:cs="Times New Roman"/>
               </w:rPr>
-              <w:t xml:space="preserve">Писарик А.А.</w:t>
+              <w:t xml:space="preserve">Гайсин В.В.</w:t>
             </w:r>
             <w:proofErr w:type="spellStart"/>
             <w:r>
@@ -3031,7 +3031,7 @@
                 <w:rFonts w:ascii="Times New Roman" w:hAnsi="Times New Roman" w:cs="Times New Roman"/>
                 <w:lang w:val="en-US"/>
               </w:rPr>
-              <w:t xml:space="preserve">1070212122</w:t>
+              <w:t xml:space="preserve">1070212109</w:t>
             </w:r>
             <w:proofErr w:type="spellStart"/>
             <w:r>
@@ -3107,7 +3107,7 @@
                 <w:rFonts w:ascii="Times New Roman" w:hAnsi="Times New Roman" w:cs="Times New Roman"/>
                 <w:lang w:val="en-US"/>
               </w:rPr>
-              <w:t xml:space="preserve">5</w:t>
+              <w:t xml:space="preserve">3</w:t>
             </w:r>
             <w:proofErr w:type="spellStart"/>
             <w:r>
@@ -3223,7 +3223,7 @@
               <w:rPr>
                 <w:rFonts w:ascii="Times New Roman" w:hAnsi="Times New Roman" w:cs="Times New Roman"/>
               </w:rPr>
-              <w:t xml:space="preserve">Огризко А.А.</w:t>
+              <w:t xml:space="preserve">Градусов А.Р.</w:t>
             </w:r>
             <w:proofErr w:type="spellStart"/>
             <w:r>
@@ -3259,7 +3259,7 @@
                 <w:rFonts w:ascii="Times New Roman" w:hAnsi="Times New Roman" w:cs="Times New Roman"/>
                 <w:lang w:val="en-US"/>
               </w:rPr>
-              <w:t xml:space="preserve">1070212121</w:t>
+              <w:t xml:space="preserve">1070212110</w:t>
             </w:r>
             <w:proofErr w:type="spellStart"/>
             <w:r>
@@ -3335,7 +3335,7 @@
                 <w:rFonts w:ascii="Times New Roman" w:hAnsi="Times New Roman" w:cs="Times New Roman"/>
                 <w:lang w:val="en-US"/>
               </w:rPr>
-              <w:t xml:space="preserve">3</w:t>
+              <w:t xml:space="preserve">6</w:t>
             </w:r>
             <w:proofErr w:type="spellStart"/>
             <w:r>
@@ -3451,7 +3451,7 @@
               <w:rPr>
                 <w:rFonts w:ascii="Times New Roman" w:hAnsi="Times New Roman" w:cs="Times New Roman"/>
               </w:rPr>
-              <w:t xml:space="preserve">Обада Комар В.</w:t>
+              <w:t xml:space="preserve">Дрозд Д.Д.</w:t>
             </w:r>
             <w:proofErr w:type="spellStart"/>
             <w:r>
@@ -3487,7 +3487,7 @@
                 <w:rFonts w:ascii="Times New Roman" w:hAnsi="Times New Roman" w:cs="Times New Roman"/>
                 <w:lang w:val="en-US"/>
               </w:rPr>
-              <w:t xml:space="preserve">1070212120</w:t>
+              <w:t xml:space="preserve">1070212111</w:t>
             </w:r>
             <w:proofErr w:type="spellStart"/>
             <w:r>
@@ -3563,7 +3563,7 @@
                 <w:rFonts w:ascii="Times New Roman" w:hAnsi="Times New Roman" w:cs="Times New Roman"/>
                 <w:lang w:val="en-US"/>
               </w:rPr>
-              <w:t xml:space="preserve">7</w:t>
+              <w:t xml:space="preserve">5</w:t>
             </w:r>
             <w:proofErr w:type="spellStart"/>
             <w:r>
@@ -3679,7 +3679,7 @@
               <w:rPr>
                 <w:rFonts w:ascii="Times New Roman" w:hAnsi="Times New Roman" w:cs="Times New Roman"/>
               </w:rPr>
-              <w:t xml:space="preserve">Нестюк Е.Е.</w:t>
+              <w:t xml:space="preserve">Капралов И.И.</w:t>
             </w:r>
             <w:proofErr w:type="spellStart"/>
             <w:r>
@@ -3715,7 +3715,7 @@
                 <w:rFonts w:ascii="Times New Roman" w:hAnsi="Times New Roman" w:cs="Times New Roman"/>
                 <w:lang w:val="en-US"/>
               </w:rPr>
-              <w:t xml:space="preserve">1070212119</w:t>
+              <w:t xml:space="preserve">1070212112</w:t>
             </w:r>
             <w:proofErr w:type="spellStart"/>
             <w:r>
@@ -3791,7 +3791,7 @@
                 <w:rFonts w:ascii="Times New Roman" w:hAnsi="Times New Roman" w:cs="Times New Roman"/>
                 <w:lang w:val="en-US"/>
               </w:rPr>
-              <w:t xml:space="preserve">9</w:t>
+              <w:t xml:space="preserve">5</w:t>
             </w:r>
             <w:proofErr w:type="spellStart"/>
             <w:r>
@@ -3907,7 +3907,7 @@
               <w:rPr>
                 <w:rFonts w:ascii="Times New Roman" w:hAnsi="Times New Roman" w:cs="Times New Roman"/>
               </w:rPr>
-              <w:t xml:space="preserve">Мялик А.А.</w:t>
+              <w:t xml:space="preserve">Каштан А.А.</w:t>
             </w:r>
             <w:proofErr w:type="spellStart"/>
             <w:r>
@@ -3943,7 +3943,7 @@
                 <w:rFonts w:ascii="Times New Roman" w:hAnsi="Times New Roman" w:cs="Times New Roman"/>
                 <w:lang w:val="en-US"/>
               </w:rPr>
-              <w:t xml:space="preserve">1070212118</w:t>
+              <w:t xml:space="preserve">1070212113</w:t>
             </w:r>
             <w:proofErr w:type="spellStart"/>
             <w:r>
@@ -4019,7 +4019,7 @@
                 <w:rFonts w:ascii="Times New Roman" w:hAnsi="Times New Roman" w:cs="Times New Roman"/>
                 <w:lang w:val="en-US"/>
               </w:rPr>
-              <w:t xml:space="preserve">5</w:t>
+              <w:t xml:space="preserve">4</w:t>
             </w:r>
             <w:proofErr w:type="spellStart"/>
             <w:r>
@@ -4135,7 +4135,7 @@
               <w:rPr>
                 <w:rFonts w:ascii="Times New Roman" w:hAnsi="Times New Roman" w:cs="Times New Roman"/>
               </w:rPr>
-              <w:t xml:space="preserve">Меркулова М.О.</w:t>
+              <w:t xml:space="preserve">Книга В.В.</w:t>
             </w:r>
             <w:proofErr w:type="spellStart"/>
             <w:r>
@@ -4171,7 +4171,7 @@
                 <w:rFonts w:ascii="Times New Roman" w:hAnsi="Times New Roman" w:cs="Times New Roman"/>
                 <w:lang w:val="en-US"/>
               </w:rPr>
-              <w:t xml:space="preserve">1070212117</w:t>
+              <w:t xml:space="preserve">1070212116</w:t>
             </w:r>
             <w:proofErr w:type="spellStart"/>
             <w:r>
@@ -4247,7 +4247,7 @@
                 <w:rFonts w:ascii="Times New Roman" w:hAnsi="Times New Roman" w:cs="Times New Roman"/>
                 <w:lang w:val="en-US"/>
               </w:rPr>
-              <w:t xml:space="preserve">5</w:t>
+              <w:t xml:space="preserve">не допущен</w:t>
             </w:r>
             <w:proofErr w:type="spellStart"/>
             <w:r>
@@ -4363,7 +4363,7 @@
               <w:rPr>
                 <w:rFonts w:ascii="Times New Roman" w:hAnsi="Times New Roman" w:cs="Times New Roman"/>
               </w:rPr>
-              <w:t xml:space="preserve">Книга В.В.</w:t>
+              <w:t xml:space="preserve">Козлов М.М.</w:t>
             </w:r>
             <w:proofErr w:type="spellStart"/>
             <w:r>
@@ -4399,7 +4399,7 @@
                 <w:rFonts w:ascii="Times New Roman" w:hAnsi="Times New Roman" w:cs="Times New Roman"/>
                 <w:lang w:val="en-US"/>
               </w:rPr>
-              <w:t xml:space="preserve">1070212116</w:t>
+              <w:t xml:space="preserve">1070212114</w:t>
             </w:r>
             <w:proofErr w:type="spellStart"/>
             <w:r>
@@ -4475,7 +4475,7 @@
                 <w:rFonts w:ascii="Times New Roman" w:hAnsi="Times New Roman" w:cs="Times New Roman"/>
                 <w:lang w:val="en-US"/>
               </w:rPr>
-              <w:t xml:space="preserve">6</w:t>
+              <w:t xml:space="preserve">7</w:t>
             </w:r>
             <w:proofErr w:type="spellStart"/>
             <w:r>
@@ -4703,7 +4703,7 @@
                 <w:rFonts w:ascii="Times New Roman" w:hAnsi="Times New Roman" w:cs="Times New Roman"/>
                 <w:lang w:val="en-US"/>
               </w:rPr>
-              <w:t xml:space="preserve">4</w:t>
+              <w:t xml:space="preserve">не явился</w:t>
             </w:r>
             <w:proofErr w:type="spellStart"/>
             <w:r>
@@ -4819,7 +4819,7 @@
               <w:rPr>
                 <w:rFonts w:ascii="Times New Roman" w:hAnsi="Times New Roman" w:cs="Times New Roman"/>
               </w:rPr>
-              <w:t xml:space="preserve">Козлов М.М.</w:t>
+              <w:t xml:space="preserve">Меркулова М.О.</w:t>
             </w:r>
             <w:proofErr w:type="spellStart"/>
             <w:r>
@@ -4855,7 +4855,7 @@
                 <w:rFonts w:ascii="Times New Roman" w:hAnsi="Times New Roman" w:cs="Times New Roman"/>
                 <w:lang w:val="en-US"/>
               </w:rPr>
-              <w:t xml:space="preserve">1070212114</w:t>
+              <w:t xml:space="preserve">1070212117</w:t>
             </w:r>
             <w:proofErr w:type="spellStart"/>
             <w:r>
@@ -4931,7 +4931,7 @@
                 <w:rFonts w:ascii="Times New Roman" w:hAnsi="Times New Roman" w:cs="Times New Roman"/>
                 <w:lang w:val="en-US"/>
               </w:rPr>
-              <w:t xml:space="preserve">7</w:t>
+              <w:t xml:space="preserve">6</w:t>
             </w:r>
             <w:proofErr w:type="spellStart"/>
             <w:r>
@@ -5047,7 +5047,7 @@
               <w:rPr>
                 <w:rFonts w:ascii="Times New Roman" w:hAnsi="Times New Roman" w:cs="Times New Roman"/>
               </w:rPr>
-              <w:t xml:space="preserve">Каштан А.А.</w:t>
+              <w:t xml:space="preserve">Мялик А.А.</w:t>
             </w:r>
             <w:proofErr w:type="spellStart"/>
             <w:r>
@@ -5083,7 +5083,7 @@
                 <w:rFonts w:ascii="Times New Roman" w:hAnsi="Times New Roman" w:cs="Times New Roman"/>
                 <w:lang w:val="en-US"/>
               </w:rPr>
-              <w:t xml:space="preserve">1070212113</w:t>
+              <w:t xml:space="preserve">1070212118</w:t>
             </w:r>
             <w:proofErr w:type="spellStart"/>
             <w:r>
@@ -5159,7 +5159,7 @@
                 <w:rFonts w:ascii="Times New Roman" w:hAnsi="Times New Roman" w:cs="Times New Roman"/>
                 <w:lang w:val="en-US"/>
               </w:rPr>
-              <w:t xml:space="preserve">7</w:t>
+              <w:t xml:space="preserve">4</w:t>
             </w:r>
             <w:proofErr w:type="spellStart"/>
             <w:r>
@@ -5275,7 +5275,7 @@
               <w:rPr>
                 <w:rFonts w:ascii="Times New Roman" w:hAnsi="Times New Roman" w:cs="Times New Roman"/>
               </w:rPr>
-              <w:t xml:space="preserve">Капралов И.И.</w:t>
+              <w:t xml:space="preserve">Нестюк Е.Е.</w:t>
             </w:r>
             <w:proofErr w:type="spellStart"/>
             <w:r>
@@ -5311,7 +5311,7 @@
                 <w:rFonts w:ascii="Times New Roman" w:hAnsi="Times New Roman" w:cs="Times New Roman"/>
                 <w:lang w:val="en-US"/>
               </w:rPr>
-              <w:t xml:space="preserve">1070212112</w:t>
+              <w:t xml:space="preserve">1070212119</w:t>
             </w:r>
             <w:proofErr w:type="spellStart"/>
             <w:r>
@@ -5387,7 +5387,7 @@
                 <w:rFonts w:ascii="Times New Roman" w:hAnsi="Times New Roman" w:cs="Times New Roman"/>
                 <w:lang w:val="en-US"/>
               </w:rPr>
-              <w:t xml:space="preserve">7</w:t>
+              <w:t xml:space="preserve">4</w:t>
             </w:r>
             <w:proofErr w:type="spellStart"/>
             <w:r>
@@ -5503,7 +5503,7 @@
               <w:rPr>
                 <w:rFonts w:ascii="Times New Roman" w:hAnsi="Times New Roman" w:cs="Times New Roman"/>
               </w:rPr>
-              <w:t xml:space="preserve">Дрозд Д.Д.</w:t>
+              <w:t xml:space="preserve">Обада Комар В.</w:t>
             </w:r>
             <w:proofErr w:type="spellStart"/>
             <w:r>
@@ -5539,7 +5539,7 @@
                 <w:rFonts w:ascii="Times New Roman" w:hAnsi="Times New Roman" w:cs="Times New Roman"/>
                 <w:lang w:val="en-US"/>
               </w:rPr>
-              <w:t xml:space="preserve">1070212111</w:t>
+              <w:t xml:space="preserve">1070212120</w:t>
             </w:r>
             <w:proofErr w:type="spellStart"/>
             <w:r>
@@ -5615,7 +5615,7 @@
                 <w:rFonts w:ascii="Times New Roman" w:hAnsi="Times New Roman" w:cs="Times New Roman"/>
                 <w:lang w:val="en-US"/>
               </w:rPr>
-              <w:t xml:space="preserve">7</w:t>
+              <w:t xml:space="preserve">4</w:t>
             </w:r>
             <w:proofErr w:type="spellStart"/>
             <w:r>
@@ -5731,7 +5731,7 @@
               <w:rPr>
                 <w:rFonts w:ascii="Times New Roman" w:hAnsi="Times New Roman" w:cs="Times New Roman"/>
               </w:rPr>
-              <w:t xml:space="preserve">Градусов А.Р.</w:t>
+              <w:t xml:space="preserve">Огризко А.А.</w:t>
             </w:r>
             <w:proofErr w:type="spellStart"/>
             <w:r>
@@ -5767,7 +5767,7 @@
                 <w:rFonts w:ascii="Times New Roman" w:hAnsi="Times New Roman" w:cs="Times New Roman"/>
                 <w:lang w:val="en-US"/>
               </w:rPr>
-              <w:t xml:space="preserve">1070212110</w:t>
+              <w:t xml:space="preserve">1070212121</w:t>
             </w:r>
             <w:proofErr w:type="spellStart"/>
             <w:r>
@@ -5843,7 +5843,7 @@
                 <w:rFonts w:ascii="Times New Roman" w:hAnsi="Times New Roman" w:cs="Times New Roman"/>
                 <w:lang w:val="en-US"/>
               </w:rPr>
-              <w:t xml:space="preserve">0</w:t>
+              <w:t xml:space="preserve">4</w:t>
             </w:r>
             <w:proofErr w:type="spellStart"/>
             <w:r>
@@ -5959,7 +5959,7 @@
               <w:rPr>
                 <w:rFonts w:ascii="Times New Roman" w:hAnsi="Times New Roman" w:cs="Times New Roman"/>
               </w:rPr>
-              <w:t xml:space="preserve">Гайсин В.В.</w:t>
+              <w:t xml:space="preserve">Писарик А.А.</w:t>
             </w:r>
             <w:proofErr w:type="spellStart"/>
             <w:r>
@@ -5995,7 +5995,7 @@
                 <w:rFonts w:ascii="Times New Roman" w:hAnsi="Times New Roman" w:cs="Times New Roman"/>
                 <w:lang w:val="en-US"/>
               </w:rPr>
-              <w:t xml:space="preserve">1070212109</w:t>
+              <w:t xml:space="preserve">1070212122</w:t>
             </w:r>
             <w:proofErr w:type="spellStart"/>
             <w:r>
@@ -6071,7 +6071,7 @@
                 <w:rFonts w:ascii="Times New Roman" w:hAnsi="Times New Roman" w:cs="Times New Roman"/>
                 <w:lang w:val="en-US"/>
               </w:rPr>
-              <w:t xml:space="preserve">0</w:t>
+              <w:t xml:space="preserve">8</w:t>
             </w:r>
             <w:proofErr w:type="spellStart"/>
             <w:r>
@@ -6187,7 +6187,7 @@
               <w:rPr>
                 <w:rFonts w:ascii="Times New Roman" w:hAnsi="Times New Roman" w:cs="Times New Roman"/>
               </w:rPr>
-              <w:t xml:space="preserve">Высоцкий М.Л.</w:t>
+              <w:t xml:space="preserve">Сулим И.И.</w:t>
             </w:r>
             <w:proofErr w:type="spellStart"/>
             <w:r>
@@ -6223,7 +6223,7 @@
                 <w:rFonts w:ascii="Times New Roman" w:hAnsi="Times New Roman" w:cs="Times New Roman"/>
                 <w:lang w:val="en-US"/>
               </w:rPr>
-              <w:t xml:space="preserve">1070212108</w:t>
+              <w:t xml:space="preserve">1070212123</w:t>
             </w:r>
             <w:proofErr w:type="spellStart"/>
             <w:r>
@@ -6299,7 +6299,7 @@
                 <w:rFonts w:ascii="Times New Roman" w:hAnsi="Times New Roman" w:cs="Times New Roman"/>
                 <w:lang w:val="en-US"/>
               </w:rPr>
-              <w:t xml:space="preserve">не явился</w:t>
+              <w:t xml:space="preserve">9</w:t>
             </w:r>
             <w:proofErr w:type="spellStart"/>
             <w:r>
@@ -6415,7 +6415,7 @@
               <w:rPr>
                 <w:rFonts w:ascii="Times New Roman" w:hAnsi="Times New Roman" w:cs="Times New Roman"/>
               </w:rPr>
-              <w:t xml:space="preserve">Ведров З.З.</w:t>
+              <w:t xml:space="preserve">Фатющенков С.С.</w:t>
             </w:r>
             <w:proofErr w:type="spellStart"/>
             <w:r>
@@ -6451,7 +6451,7 @@
                 <w:rFonts w:ascii="Times New Roman" w:hAnsi="Times New Roman" w:cs="Times New Roman"/>
                 <w:lang w:val="en-US"/>
               </w:rPr>
-              <w:t xml:space="preserve">1070212107</w:t>
+              <w:t xml:space="preserve">1070212124</w:t>
             </w:r>
             <w:proofErr w:type="spellStart"/>
             <w:r>
@@ -6527,7 +6527,7 @@
                 <w:rFonts w:ascii="Times New Roman" w:hAnsi="Times New Roman" w:cs="Times New Roman"/>
                 <w:lang w:val="en-US"/>
               </w:rPr>
-              <w:t xml:space="preserve">8</w:t>
+              <w:t xml:space="preserve">1</w:t>
             </w:r>
             <w:proofErr w:type="spellStart"/>
             <w:r>
@@ -6643,7 +6643,7 @@
               <w:rPr>
                 <w:rFonts w:ascii="Times New Roman" w:hAnsi="Times New Roman" w:cs="Times New Roman"/>
               </w:rPr>
-              <w:t xml:space="preserve">Василевский А.А.</w:t>
+              <w:t xml:space="preserve">Филанович Д.Д.</w:t>
             </w:r>
             <w:proofErr w:type="spellStart"/>
             <w:r>
@@ -6679,7 +6679,7 @@
                 <w:rFonts w:ascii="Times New Roman" w:hAnsi="Times New Roman" w:cs="Times New Roman"/>
                 <w:lang w:val="en-US"/>
               </w:rPr>
-              <w:t xml:space="preserve">1070212106</w:t>
+              <w:t xml:space="preserve">1070212125</w:t>
             </w:r>
             <w:proofErr w:type="spellStart"/>
             <w:r>
@@ -6755,7 +6755,7 @@
                 <w:rFonts w:ascii="Times New Roman" w:hAnsi="Times New Roman" w:cs="Times New Roman"/>
                 <w:lang w:val="en-US"/>
               </w:rPr>
-              <w:t xml:space="preserve">7</w:t>
+              <w:t xml:space="preserve">2</w:t>
             </w:r>
             <w:proofErr w:type="spellStart"/>
             <w:r>
@@ -6871,7 +6871,7 @@
               <w:rPr>
                 <w:rFonts w:ascii="Times New Roman" w:hAnsi="Times New Roman" w:cs="Times New Roman"/>
               </w:rPr>
-              <w:t xml:space="preserve">Бродко Г.Г.</w:t>
+              <w:t xml:space="preserve">Черняк П.П.</w:t>
             </w:r>
             <w:proofErr w:type="spellStart"/>
             <w:r>
@@ -6907,7 +6907,7 @@
                 <w:rFonts w:ascii="Times New Roman" w:hAnsi="Times New Roman" w:cs="Times New Roman"/>
                 <w:lang w:val="en-US"/>
               </w:rPr>
-              <w:t xml:space="preserve">1070212105</w:t>
+              <w:t xml:space="preserve">1070212126</w:t>
             </w:r>
             <w:proofErr w:type="spellStart"/>
             <w:r>
@@ -6983,7 +6983,7 @@
                 <w:rFonts w:ascii="Times New Roman" w:hAnsi="Times New Roman" w:cs="Times New Roman"/>
                 <w:lang w:val="en-US"/>
               </w:rPr>
-              <w:t xml:space="preserve">5</w:t>
+              <w:t xml:space="preserve">10</w:t>
             </w:r>
             <w:proofErr w:type="spellStart"/>
             <w:r>
@@ -7099,7 +7099,7 @@
               <w:rPr>
                 <w:rFonts w:ascii="Times New Roman" w:hAnsi="Times New Roman" w:cs="Times New Roman"/>
               </w:rPr>
-              <w:t xml:space="preserve">Бортник А.А.</w:t>
+              <w:t xml:space="preserve">Шавель Е.Е.</w:t>
             </w:r>
             <w:proofErr w:type="spellStart"/>
             <w:r>
@@ -7135,7 +7135,7 @@
                 <w:rFonts w:ascii="Times New Roman" w:hAnsi="Times New Roman" w:cs="Times New Roman"/>
                 <w:lang w:val="en-US"/>
               </w:rPr>
-              <w:t xml:space="preserve">1070212104</w:t>
+              <w:t xml:space="preserve">1070212127</w:t>
             </w:r>
             <w:proofErr w:type="spellStart"/>
             <w:r>
@@ -7211,7 +7211,7 @@
                 <w:rFonts w:ascii="Times New Roman" w:hAnsi="Times New Roman" w:cs="Times New Roman"/>
                 <w:lang w:val="en-US"/>
               </w:rPr>
-              <w:t xml:space="preserve">не явился</w:t>
+              <w:t xml:space="preserve">9</w:t>
             </w:r>
             <w:proofErr w:type="spellStart"/>
             <w:r>
@@ -7327,7 +7327,7 @@
               <w:rPr>
                 <w:rFonts w:ascii="Times New Roman" w:hAnsi="Times New Roman" w:cs="Times New Roman"/>
               </w:rPr>
-              <w:t xml:space="preserve">Ахраменко Н.Н.</w:t>
+              <w:t xml:space="preserve">Шелег А.А.</w:t>
             </w:r>
             <w:proofErr w:type="spellStart"/>
             <w:r>
@@ -7363,7 +7363,7 @@
                 <w:rFonts w:ascii="Times New Roman" w:hAnsi="Times New Roman" w:cs="Times New Roman"/>
                 <w:lang w:val="en-US"/>
               </w:rPr>
-              <w:t xml:space="preserve">1070212103</w:t>
+              <w:t xml:space="preserve">1070212128</w:t>
             </w:r>
             <w:proofErr w:type="spellStart"/>
             <w:r>
@@ -7439,7 +7439,7 @@
                 <w:rFonts w:ascii="Times New Roman" w:hAnsi="Times New Roman" w:cs="Times New Roman"/>
                 <w:lang w:val="en-US"/>
               </w:rPr>
-              <w:t xml:space="preserve">10</w:t>
+              <w:t xml:space="preserve">9</w:t>
             </w:r>
             <w:proofErr w:type="spellStart"/>
             <w:r>
@@ -7555,7 +7555,7 @@
               <w:rPr>
                 <w:rFonts w:ascii="Times New Roman" w:hAnsi="Times New Roman" w:cs="Times New Roman"/>
               </w:rPr>
-              <w:t xml:space="preserve">Алюнина П.А.</w:t>
+              <w:t xml:space="preserve">Юшкевич В.В.</w:t>
             </w:r>
             <w:proofErr w:type="spellStart"/>
             <w:r>
@@ -7591,7 +7591,7 @@
                 <w:rFonts w:ascii="Times New Roman" w:hAnsi="Times New Roman" w:cs="Times New Roman"/>
                 <w:lang w:val="en-US"/>
               </w:rPr>
-              <w:t xml:space="preserve">1070212102</w:t>
+              <w:t xml:space="preserve">1070212129</w:t>
             </w:r>
             <w:proofErr w:type="spellStart"/>
             <w:r>
@@ -7667,7 +7667,7 @@
                 <w:rFonts w:ascii="Times New Roman" w:hAnsi="Times New Roman" w:cs="Times New Roman"/>
                 <w:lang w:val="en-US"/>
               </w:rPr>
-              <w:t xml:space="preserve">10</w:t>
+              <w:t xml:space="preserve">9</w:t>
             </w:r>
             <w:proofErr w:type="spellStart"/>
             <w:r>
@@ -7783,7 +7783,7 @@
               <w:rPr>
                 <w:rFonts w:ascii="Times New Roman" w:hAnsi="Times New Roman" w:cs="Times New Roman"/>
               </w:rPr>
-              <w:t xml:space="preserve">Агеенко А.К.</w:t>
+              <w:t xml:space="preserve">Яковец И.И.</w:t>
             </w:r>
             <w:proofErr w:type="spellStart"/>
             <w:r>
@@ -7819,7 +7819,7 @@
                 <w:rFonts w:ascii="Times New Roman" w:hAnsi="Times New Roman" w:cs="Times New Roman"/>
                 <w:lang w:val="en-US"/>
               </w:rPr>
-              <w:t xml:space="preserve">1070212101</w:t>
+              <w:t xml:space="preserve">1070212130</w:t>
             </w:r>
             <w:proofErr w:type="spellStart"/>
             <w:r>
@@ -7895,7 +7895,7 @@
                 <w:rFonts w:ascii="Times New Roman" w:hAnsi="Times New Roman" w:cs="Times New Roman"/>
                 <w:lang w:val="en-US"/>
               </w:rPr>
-              <w:t xml:space="preserve">10</w:t>
+              <w:t xml:space="preserve">8</w:t>
             </w:r>
             <w:proofErr w:type="spellStart"/>
             <w:r>
@@ -8273,6 +8273,55 @@
                 <w:u w:val="single"/>
                 <w:lang w:val="en-US"/>
               </w:rPr>
+              <w:t xml:space="preserve">1</w:t>
+            </w:r>
+          </w:p>
+        </w:tc>
+        <w:tc>
+          <w:tcPr>
+            <w:tcW w:w="2302" w:type="dxa"/>
+          </w:tcPr>
+          <w:p>
+            <w:pPr>
+              <w:spacing w:line="276" w:lineRule="auto"/>
+              <w:jc w:val="both"/>
+              <w:rPr>
+                <w:rFonts w:ascii="Times New Roman" w:hAnsi="Times New Roman" w:cs="Times New Roman"/>
+                <w:lang w:val="en-US"/>
+              </w:rPr>
+            </w:pPr>
+            <w:r>
+              <w:rPr>
+                <w:rFonts w:ascii="Times New Roman" w:hAnsi="Times New Roman" w:cs="Times New Roman"/>
+                <w:lang w:val="en-US"/>
+              </w:rPr>
+              <w:t>8 (</w:t>
+            </w:r>
+            <w:r>
+              <w:rPr>
+                <w:rFonts w:ascii="Times New Roman" w:hAnsi="Times New Roman" w:cs="Times New Roman"/>
+              </w:rPr>
+              <w:t>восемь</w:t>
+            </w:r>
+            <w:r>
+              <w:rPr>
+                <w:rFonts w:ascii="Times New Roman" w:hAnsi="Times New Roman" w:cs="Times New Roman"/>
+                <w:lang w:val="en-US"/>
+              </w:rPr>
+              <w:t>)</w:t>
+            </w:r>
+            <w:r>
+              <w:rPr>
+                <w:rFonts w:ascii="Times New Roman" w:hAnsi="Times New Roman" w:cs="Times New Roman"/>
+              </w:rPr>
+              <w:t xml:space="preserve"> </w:t>
+            </w:r>
+            <w:r>
+              <w:rPr>
+                <w:rFonts w:ascii="Times New Roman" w:hAnsi="Times New Roman" w:cs="Times New Roman"/>
+                <w:u w:val="single"/>
+                <w:lang w:val="en-US"/>
+              </w:rPr>
               <w:t xml:space="preserve">3</w:t>
             </w:r>
           </w:p>
@@ -8295,26 +8344,20 @@
                 <w:rFonts w:ascii="Times New Roman" w:hAnsi="Times New Roman" w:cs="Times New Roman"/>
                 <w:lang w:val="en-US"/>
               </w:rPr>
-              <w:t>8 (</w:t>
-            </w:r>
-            <w:r>
-              <w:rPr>
-                <w:rFonts w:ascii="Times New Roman" w:hAnsi="Times New Roman" w:cs="Times New Roman"/>
-              </w:rPr>
-              <w:t>восемь</w:t>
-            </w:r>
-            <w:r>
-              <w:rPr>
-                <w:rFonts w:ascii="Times New Roman" w:hAnsi="Times New Roman" w:cs="Times New Roman"/>
-                <w:lang w:val="en-US"/>
-              </w:rPr>
-              <w:t>)</w:t>
-            </w:r>
-            <w:r>
-              <w:rPr>
-                <w:rFonts w:ascii="Times New Roman" w:hAnsi="Times New Roman" w:cs="Times New Roman"/>
-              </w:rPr>
-              <w:t xml:space="preserve"> </w:t>
+              <w:t>5 (</w:t>
+            </w:r>
+            <w:r>
+              <w:rPr>
+                <w:rFonts w:ascii="Times New Roman" w:hAnsi="Times New Roman" w:cs="Times New Roman"/>
+              </w:rPr>
+              <w:t>пять</w:t>
+            </w:r>
+            <w:r>
+              <w:rPr>
+                <w:rFonts w:ascii="Times New Roman" w:hAnsi="Times New Roman" w:cs="Times New Roman"/>
+                <w:lang w:val="en-US"/>
+              </w:rPr>
+              <w:t xml:space="preserve">) </w:t>
             </w:r>
             <w:r>
               <w:rPr>
@@ -8322,35 +8365,35 @@
                 <w:u w:val="single"/>
                 <w:lang w:val="en-US"/>
               </w:rPr>
-              <w:t xml:space="preserve">2</w:t>
-            </w:r>
-          </w:p>
-        </w:tc>
-        <w:tc>
-          <w:tcPr>
-            <w:tcW w:w="2302" w:type="dxa"/>
-          </w:tcPr>
-          <w:p>
-            <w:pPr>
-              <w:spacing w:line="276" w:lineRule="auto"/>
-              <w:jc w:val="both"/>
-              <w:rPr>
-                <w:rFonts w:ascii="Times New Roman" w:hAnsi="Times New Roman" w:cs="Times New Roman"/>
-                <w:lang w:val="en-US"/>
-              </w:rPr>
-            </w:pPr>
-            <w:r>
-              <w:rPr>
-                <w:rFonts w:ascii="Times New Roman" w:hAnsi="Times New Roman" w:cs="Times New Roman"/>
-                <w:lang w:val="en-US"/>
-              </w:rPr>
-              <w:t>5 (</w:t>
-            </w:r>
-            <w:r>
-              <w:rPr>
-                <w:rFonts w:ascii="Times New Roman" w:hAnsi="Times New Roman" w:cs="Times New Roman"/>
-              </w:rPr>
-              <w:t>пять</w:t>
+              <w:t xml:space="preserve">4</w:t>
+            </w:r>
+          </w:p>
+        </w:tc>
+        <w:tc>
+          <w:tcPr>
+            <w:tcW w:w="2303" w:type="dxa"/>
+          </w:tcPr>
+          <w:p>
+            <w:pPr>
+              <w:spacing w:line="276" w:lineRule="auto"/>
+              <w:jc w:val="both"/>
+              <w:rPr>
+                <w:rFonts w:ascii="Times New Roman" w:hAnsi="Times New Roman" w:cs="Times New Roman"/>
+                <w:lang w:val="en-US"/>
+              </w:rPr>
+            </w:pPr>
+            <w:r>
+              <w:rPr>
+                <w:rFonts w:ascii="Times New Roman" w:hAnsi="Times New Roman" w:cs="Times New Roman"/>
+                <w:lang w:val="en-US"/>
+              </w:rPr>
+              <w:t>3(</w:t>
+            </w:r>
+            <w:r>
+              <w:rPr>
+                <w:rFonts w:ascii="Times New Roman" w:hAnsi="Times New Roman" w:cs="Times New Roman"/>
+              </w:rPr>
+              <w:t>три</w:t>
             </w:r>
             <w:r>
               <w:rPr>
@@ -8365,50 +8408,7 @@
                 <w:u w:val="single"/>
                 <w:lang w:val="en-US"/>
               </w:rPr>
-              <w:t xml:space="preserve">5</w:t>
-            </w:r>
-          </w:p>
-        </w:tc>
-        <w:tc>
-          <w:tcPr>
-            <w:tcW w:w="2303" w:type="dxa"/>
-          </w:tcPr>
-          <w:p>
-            <w:pPr>
-              <w:spacing w:line="276" w:lineRule="auto"/>
-              <w:jc w:val="both"/>
-              <w:rPr>
-                <w:rFonts w:ascii="Times New Roman" w:hAnsi="Times New Roman" w:cs="Times New Roman"/>
-                <w:lang w:val="en-US"/>
-              </w:rPr>
-            </w:pPr>
-            <w:r>
-              <w:rPr>
-                <w:rFonts w:ascii="Times New Roman" w:hAnsi="Times New Roman" w:cs="Times New Roman"/>
-                <w:lang w:val="en-US"/>
-              </w:rPr>
-              <w:t>3(</w:t>
-            </w:r>
-            <w:r>
-              <w:rPr>
-                <w:rFonts w:ascii="Times New Roman" w:hAnsi="Times New Roman" w:cs="Times New Roman"/>
-              </w:rPr>
-              <w:t>три</w:t>
-            </w:r>
-            <w:r>
-              <w:rPr>
-                <w:rFonts w:ascii="Times New Roman" w:hAnsi="Times New Roman" w:cs="Times New Roman"/>
-                <w:lang w:val="en-US"/>
-              </w:rPr>
-              <w:t xml:space="preserve">) </w:t>
-            </w:r>
-            <w:r>
-              <w:rPr>
-                <w:rFonts w:ascii="Times New Roman" w:hAnsi="Times New Roman" w:cs="Times New Roman"/>
-                <w:u w:val="single"/>
-                <w:lang w:val="en-US"/>
-              </w:rPr>
-              <w:t xml:space="preserve">2</w:t>
+              <w:t xml:space="preserve">1</w:t>
             </w:r>
           </w:p>
         </w:tc>
@@ -8444,7 +8444,7 @@
                 <w:rFonts w:ascii="Times New Roman" w:hAnsi="Times New Roman" w:cs="Times New Roman"/>
                 <w:u w:val="single"/>
               </w:rPr>
-              <w:t xml:space="preserve">1</w:t>
+              <w:t xml:space="preserve">4</w:t>
             </w:r>
           </w:p>
         </w:tc>
@@ -8478,34 +8478,62 @@
                 <w:rFonts w:ascii="Times New Roman" w:hAnsi="Times New Roman" w:cs="Times New Roman"/>
                 <w:u w:val="single"/>
               </w:rPr>
+              <w:t xml:space="preserve">2</w:t>
+            </w:r>
+          </w:p>
+        </w:tc>
+        <w:tc>
+          <w:tcPr>
+            <w:tcW w:w="2302" w:type="dxa"/>
+          </w:tcPr>
+          <w:p>
+            <w:pPr>
+              <w:spacing w:line="276" w:lineRule="auto"/>
+              <w:jc w:val="both"/>
+              <w:rPr>
+                <w:rFonts w:ascii="Times New Roman" w:hAnsi="Times New Roman" w:cs="Times New Roman"/>
+                <w:lang w:val="en-US"/>
+              </w:rPr>
+            </w:pPr>
+            <w:r>
+              <w:rPr>
+                <w:rFonts w:ascii="Times New Roman" w:hAnsi="Times New Roman" w:cs="Times New Roman"/>
+              </w:rPr>
+              <w:t>4 (четыре)</w:t>
+            </w:r>
+            <w:r>
+              <w:rPr>
+                <w:rFonts w:ascii="Times New Roman" w:hAnsi="Times New Roman" w:cs="Times New Roman"/>
+              </w:rPr>
+              <w:t xml:space="preserve"> </w:t>
+            </w:r>
+            <w:r>
+              <w:rPr>
+                <w:rFonts w:ascii="Times New Roman" w:hAnsi="Times New Roman" w:cs="Times New Roman"/>
+                <w:u w:val="single"/>
+              </w:rPr>
               <w:t xml:space="preserve">7</w:t>
             </w:r>
           </w:p>
         </w:tc>
         <w:tc>
           <w:tcPr>
-            <w:tcW w:w="2302" w:type="dxa"/>
-          </w:tcPr>
-          <w:p>
-            <w:pPr>
-              <w:spacing w:line="276" w:lineRule="auto"/>
-              <w:jc w:val="both"/>
-              <w:rPr>
-                <w:rFonts w:ascii="Times New Roman" w:hAnsi="Times New Roman" w:cs="Times New Roman"/>
-                <w:lang w:val="en-US"/>
-              </w:rPr>
-            </w:pPr>
-            <w:r>
-              <w:rPr>
-                <w:rFonts w:ascii="Times New Roman" w:hAnsi="Times New Roman" w:cs="Times New Roman"/>
-              </w:rPr>
-              <w:t>4 (четыре)</w:t>
-            </w:r>
-            <w:r>
-              <w:rPr>
-                <w:rFonts w:ascii="Times New Roman" w:hAnsi="Times New Roman" w:cs="Times New Roman"/>
-              </w:rPr>
-              <w:t xml:space="preserve"> </w:t>
+            <w:tcW w:w="2303" w:type="dxa"/>
+          </w:tcPr>
+          <w:p>
+            <w:pPr>
+              <w:spacing w:line="276" w:lineRule="auto"/>
+              <w:jc w:val="both"/>
+              <w:rPr>
+                <w:rFonts w:ascii="Times New Roman" w:hAnsi="Times New Roman" w:cs="Times New Roman"/>
+                <w:lang w:val="en-US"/>
+              </w:rPr>
+            </w:pPr>
+            <w:r>
+              <w:rPr>
+                <w:rFonts w:ascii="Times New Roman" w:hAnsi="Times New Roman" w:cs="Times New Roman"/>
+              </w:rPr>
+              <w:t xml:space="preserve">2(два) </w:t>
             </w:r>
             <w:r>
               <w:rPr>
@@ -8513,34 +8541,6 @@
                 <w:u w:val="single"/>
               </w:rPr>
               <w:t xml:space="preserve">2</w:t>
-            </w:r>
-          </w:p>
-        </w:tc>
-        <w:tc>
-          <w:tcPr>
-            <w:tcW w:w="2303" w:type="dxa"/>
-          </w:tcPr>
-          <w:p>
-            <w:pPr>
-              <w:spacing w:line="276" w:lineRule="auto"/>
-              <w:jc w:val="both"/>
-              <w:rPr>
-                <w:rFonts w:ascii="Times New Roman" w:hAnsi="Times New Roman" w:cs="Times New Roman"/>
-                <w:lang w:val="en-US"/>
-              </w:rPr>
-            </w:pPr>
-            <w:r>
-              <w:rPr>
-                <w:rFonts w:ascii="Times New Roman" w:hAnsi="Times New Roman" w:cs="Times New Roman"/>
-              </w:rPr>
-              <w:t xml:space="preserve">2(два) </w:t>
-            </w:r>
-            <w:r>
-              <w:rPr>
-                <w:rFonts w:ascii="Times New Roman" w:hAnsi="Times New Roman" w:cs="Times New Roman"/>
-                <w:u w:val="single"/>
-              </w:rPr>
-              <w:t xml:space="preserve">1</w:t>
             </w:r>
           </w:p>
         </w:tc>
@@ -8604,7 +8604,7 @@
                 <w:rFonts w:ascii="Times New Roman" w:hAnsi="Times New Roman" w:cs="Times New Roman"/>
                 <w:u w:val="single"/>
               </w:rPr>
-              <w:t xml:space="preserve">1</w:t>
+              <w:t xml:space="preserve">2</w:t>
             </w:r>
           </w:p>
         </w:tc>
